--- a/SWE-540/Topic 8/Topic 8 Discussion 1.docx
+++ b/SWE-540/Topic 8/Topic 8 Discussion 1.docx
@@ -1,6 +1,6 @@
 
 <file path=word/document.xml><?xml version="1.0" encoding="utf-8"?>
-<w:document xmlns:wpc="http://schemas.microsoft.com/office/word/2010/wordprocessingCanvas" xmlns:cx="http://schemas.microsoft.com/office/drawing/2014/chartex" xmlns:cx1="http://schemas.microsoft.com/office/drawing/2015/9/8/chartex" xmlns:cx2="http://schemas.microsoft.com/office/drawing/2015/10/21/chartex" xmlns:cx3="http://schemas.microsoft.com/office/drawing/2016/5/9/chartex" xmlns:cx4="http://schemas.microsoft.com/office/drawing/2016/5/10/chartex" xmlns:cx5="http://schemas.microsoft.com/office/drawing/2016/5/11/chartex" xmlns:cx6="http://schemas.microsoft.com/office/drawing/2016/5/12/chartex" xmlns:cx7="http://schemas.microsoft.com/office/drawing/2016/5/13/chartex" xmlns:cx8="http://schemas.microsoft.com/office/drawing/2016/5/14/chartex" xmlns:mc="http://schemas.openxmlformats.org/markup-compatibility/2006" xmlns:aink="http://schemas.microsoft.com/office/drawing/2016/ink" xmlns:am3d="http://schemas.microsoft.com/office/drawing/2017/model3d" xmlns:o="urn:schemas-microsoft-com:office:office" xmlns:oel="http://schemas.microsoft.com/office/2019/extlst" xmlns:r="http://schemas.openxmlformats.org/officeDocument/2006/relationships" xmlns:m="http://schemas.openxmlformats.org/officeDocument/2006/math" xmlns:v="urn:schemas-microsoft-com:vml" xmlns:wp14="http://schemas.microsoft.com/office/word/2010/wordprocessingDrawing" xmlns:wp="http://schemas.openxmlformats.org/drawingml/2006/wordprocessingDrawing" xmlns:w10="urn:schemas-microsoft-com:office:word" xmlns:w="http://schemas.openxmlformats.org/wordprocessingml/2006/main" xmlns:w14="http://schemas.microsoft.com/office/word/2010/wordml" xmlns:w15="http://schemas.microsoft.com/office/word/2012/wordml" xmlns:w16cex="http://schemas.microsoft.com/office/word/2018/wordml/cex" xmlns:w16cid="http://schemas.microsoft.com/office/word/2016/wordml/cid" xmlns:w16="http://schemas.microsoft.com/office/word/2018/wordml" xmlns:w16du="http://schemas.microsoft.com/office/word/2023/wordml/word16du" xmlns:w16sdtdh="http://schemas.microsoft.com/office/word/2020/wordml/sdtdatahash" xmlns:w16sdtfl="http://schemas.microsoft.com/office/word/2024/wordml/sdtformatlock" xmlns:w16se="http://schemas.microsoft.com/office/word/2015/wordml/symex" xmlns:wpg="http://schemas.microsoft.com/office/word/2010/wordprocessingGroup" xmlns:wpi="http://schemas.microsoft.com/office/word/2010/wordprocessingInk" xmlns:wne="http://schemas.microsoft.com/office/word/2006/wordml" xmlns:wps="http://schemas.microsoft.com/office/word/2010/wordprocessingShape" mc:Ignorable="w14 w15 w16se w16cid w16 w16cex w16sdtdh w16sdtfl w16du wp14">
+<w:document xmlns:wpc="http://schemas.microsoft.com/office/word/2010/wordprocessingCanvas" xmlns:cx="http://schemas.microsoft.com/office/drawing/2014/chartex" xmlns:cx1="http://schemas.microsoft.com/office/drawing/2015/9/8/chartex" xmlns:cx2="http://schemas.microsoft.com/office/drawing/2015/10/21/chartex" xmlns:cx3="http://schemas.microsoft.com/office/drawing/2016/5/9/chartex" xmlns:cx4="http://schemas.microsoft.com/office/drawing/2016/5/10/chartex" xmlns:cx5="http://schemas.microsoft.com/office/drawing/2016/5/11/chartex" xmlns:cx6="http://schemas.microsoft.com/office/drawing/2016/5/12/chartex" xmlns:cx7="http://schemas.microsoft.com/office/drawing/2016/5/13/chartex" xmlns:cx8="http://schemas.microsoft.com/office/drawing/2016/5/14/chartex" xmlns:mc="http://schemas.openxmlformats.org/markup-compatibility/2006" xmlns:aink="http://schemas.microsoft.com/office/drawing/2016/ink" xmlns:am3d="http://schemas.microsoft.com/office/drawing/2017/model3d" xmlns:o="urn:schemas-microsoft-com:office:office" xmlns:oel="http://schemas.microsoft.com/office/2019/extlst" xmlns:r="http://schemas.openxmlformats.org/officeDocument/2006/relationships" xmlns:m="http://schemas.openxmlformats.org/officeDocument/2006/math" xmlns:v="urn:schemas-microsoft-com:vml" xmlns:wp14="http://schemas.microsoft.com/office/word/2010/wordprocessingDrawing" xmlns:wp="http://schemas.openxmlformats.org/drawingml/2006/wordprocessingDrawing" xmlns:w10="urn:schemas-microsoft-com:office:word" xmlns:w="http://schemas.openxmlformats.org/wordprocessingml/2006/main" xmlns:w14="http://schemas.microsoft.com/office/word/2010/wordml" xmlns:w15="http://schemas.microsoft.com/office/word/2012/wordml" xmlns:w16cei="http://schemas.microsoft.com/office/word/2026/wordml/cei" xmlns:w16cex="http://schemas.microsoft.com/office/word/2018/wordml/cex" xmlns:w16cid="http://schemas.microsoft.com/office/word/2016/wordml/cid" xmlns:w16="http://schemas.microsoft.com/office/word/2018/wordml" xmlns:w16du="http://schemas.microsoft.com/office/word/2023/wordml/word16du" xmlns:w16sdtdh="http://schemas.microsoft.com/office/word/2020/wordml/sdtdatahash" xmlns:w16sdtfl="http://schemas.microsoft.com/office/word/2024/wordml/sdtformatlock" xmlns:w16se="http://schemas.microsoft.com/office/word/2015/wordml/symex" xmlns:wpg="http://schemas.microsoft.com/office/word/2010/wordprocessingGroup" xmlns:wpi="http://schemas.microsoft.com/office/word/2010/wordprocessingInk" xmlns:wne="http://schemas.microsoft.com/office/word/2006/wordml" xmlns:wps="http://schemas.microsoft.com/office/word/2010/wordprocessingShape" mc:Ignorable="w14 w15 w16se w16cid w16 w16cex w16sdtdh w16sdtfl w16du wp14">
   <w:body>
     <w:p>
       <w:r>
@@ -29,7 +29,7 @@
         <w:ind w:firstLine="720"/>
       </w:pPr>
       <w:r>
-        <w:t>As I begin work on Milestone 2, which centers on the Requirements Analysis Phase, having a well-structured plan and schedule is essential for successful completion. This phase requires transforming the initial requirements gathered during planning into detailed components such as report definitions and layouts, screen designs, data element specifications, workflow diagrams, and security matrices. To manage this effectively, I will need to create a timeline that breaks down these tasks into manageable segments, each with clear deadlines. For example, the schedule should allocate time for stakeholder interviews and feedback sessions to refine report and screen layouts, followed by periods dedicated to drafting data definitions and creating workflow diagrams. Additionally, time must be reserved for developing and reviewing the security matrices to ensure compliance with relevant standards.</w:t>
+        <w:t>Last week, I successfully completed the project requirements specification and submitted it on time. It was a significant milestone because this document lays the foundation for the entire project, clearly defining the scope, objectives, and detailed requirements that will guide the development process.</w:t>
       </w:r>
     </w:p>
     <w:p>
@@ -37,23 +37,13 @@
         <w:ind w:firstLine="720"/>
       </w:pPr>
       <w:r>
-        <w:t>Materials necessary for this phase include documentation from the planning phase, templates for requirements specification documents, and tools for diagramming workflows and screen layouts, such as UML or flowchart software. Research into best practices for requirements gathering and security frameworks relevant to the project domain will also be critical to ensure thoroughness and accuracy.</w:t>
+        <w:t>This week, my focus will be on thoroughly reviewing the requirements specification to ensure everything is clear, accurate, and aligned with the project goals. This review is crucial as it will help me prepare for the upcoming milestone, where the team will begin translating these requirements into design and implementation tasks. I plan to fin</w:t>
       </w:r>
-    </w:p>
-    <w:p>
-      <w:pPr>
-        <w:ind w:firstLine="720"/>
-      </w:pPr>
       <w:r>
-        <w:t xml:space="preserve">Contingency plans are equally important to address potential challenges such as delays in stakeholder input, evolving requirements, or technical difficulties in defining complex workflows or security needs. To mitigate these risks, I plan to build buffer time into the schedule and maintain open communication channels with stakeholders. Additionally, having access to subject matter experts or additional team members can provide support if unexpected issues arise. Overall, a detailed, flexible plan combined with thorough preparation will be key to delivering </w:t>
+        <w:t>ish</w:t>
       </w:r>
-      <w:proofErr w:type="gramStart"/>
       <w:r>
-        <w:t>a comprehensive</w:t>
-      </w:r>
-      <w:proofErr w:type="gramEnd"/>
-      <w:r>
-        <w:t xml:space="preserve"> and high-quality requirements specification for Milestone 2.</w:t>
+        <w:t xml:space="preserve"> the last assignment, balancing both tasks carefully to maintain steady progress.</w:t>
       </w:r>
     </w:p>
     <w:p/>
